--- a/examples/multivariate/doc/05-target-centered-regression.docx
+++ b/examples/multivariate/doc/05-target-centered-regression.docx
@@ -2,7 +2,7 @@
 <file path=word/document.xml><?xml version="1.0" encoding="utf-8"?>
 <w:document xmlns:w="http://schemas.openxmlformats.org/wordprocessingml/2006/main" xmlns:m="http://schemas.openxmlformats.org/officeDocument/2006/math" xmlns:r="http://schemas.openxmlformats.org/officeDocument/2006/relationships" xmlns:o="urn:schemas-microsoft-com:office:office" xmlns:v="urn:schemas-microsoft-com:vml" xmlns:w10="urn:schemas-microsoft-com:office:word" xmlns:a="http://schemas.openxmlformats.org/drawingml/2006/main" xmlns:pic="http://schemas.openxmlformats.org/drawingml/2006/picture" xmlns:wp="http://schemas.openxmlformats.org/drawingml/2006/wordprocessingDrawing">
   <w:body>
-    <w:bookmarkStart w:id="29" w:name="target-centered-multivariate-forecasting"/>
+    <w:bookmarkStart w:id="18" w:name="target-centered-multivariate-forecasting"/>
     <w:p>
       <w:pPr>
         <w:pStyle w:val="Heading2"/>
@@ -2417,18 +2417,18 @@
           <wp:inline>
             <wp:extent cx="4620126" cy="3696101"/>
             <wp:effectExtent b="0" l="0" r="0" t="0"/>
-            <wp:docPr descr="" title="" id="21" name="Picture"/>
+            <wp:docPr descr="" title="" id="10" name="Picture"/>
             <a:graphic>
               <a:graphicData uri="http://schemas.openxmlformats.org/drawingml/2006/picture">
                 <pic:pic>
                   <pic:nvPicPr>
-                    <pic:cNvPr descr="C:/Git/cefet-rj-dal/tspredit/examples/multivariate/doc/05-target-centered-regression_files/figure-docx/unnamed-chunk-11-1.png" id="22" name="Picture"/>
+                    <pic:cNvPr descr="C:\Git\cefet-rj-dal\tspredit\examples\multivariate\doc\05-target-centered-regression_files/4372e31d5b9698aa858f9f1d84aebdb169abcdc7.png" id="11" name="Picture"/>
                     <pic:cNvPicPr>
                       <a:picLocks noChangeArrowheads="1" noChangeAspect="1"/>
                     </pic:cNvPicPr>
                   </pic:nvPicPr>
                   <pic:blipFill>
-                    <a:blip r:embed="rId20"/>
+                    <a:blip r:embed="rId9"/>
                     <a:stretch>
                       <a:fillRect/>
                     </a:stretch>
@@ -2507,18 +2507,18 @@
           <wp:inline>
             <wp:extent cx="4620126" cy="3696101"/>
             <wp:effectExtent b="0" l="0" r="0" t="0"/>
-            <wp:docPr descr="" title="" id="24" name="Picture"/>
+            <wp:docPr descr="" title="" id="13" name="Picture"/>
             <a:graphic>
               <a:graphicData uri="http://schemas.openxmlformats.org/drawingml/2006/picture">
                 <pic:pic>
                   <pic:nvPicPr>
-                    <pic:cNvPr descr="C:/Git/cefet-rj-dal/tspredit/examples/multivariate/doc/05-target-centered-regression_files/figure-docx/unnamed-chunk-12-1.png" id="25" name="Picture"/>
+                    <pic:cNvPr descr="C:\Git\cefet-rj-dal\tspredit\examples\multivariate\doc\05-target-centered-regression_files/e02ba6896d1227d5c6bf79a7b359db2f5b9bd3cc.png" id="14" name="Picture"/>
                     <pic:cNvPicPr>
                       <a:picLocks noChangeArrowheads="1" noChangeAspect="1"/>
                     </pic:cNvPicPr>
                   </pic:nvPicPr>
                   <pic:blipFill>
-                    <a:blip r:embed="rId23"/>
+                    <a:blip r:embed="rId12"/>
                     <a:stretch>
                       <a:fillRect/>
                     </a:stretch>
@@ -2597,18 +2597,18 @@
           <wp:inline>
             <wp:extent cx="4620126" cy="3696101"/>
             <wp:effectExtent b="0" l="0" r="0" t="0"/>
-            <wp:docPr descr="" title="" id="27" name="Picture"/>
+            <wp:docPr descr="" title="" id="16" name="Picture"/>
             <a:graphic>
               <a:graphicData uri="http://schemas.openxmlformats.org/drawingml/2006/picture">
                 <pic:pic>
                   <pic:nvPicPr>
-                    <pic:cNvPr descr="C:/Git/cefet-rj-dal/tspredit/examples/multivariate/doc/05-target-centered-regression_files/figure-docx/unnamed-chunk-13-1.png" id="28" name="Picture"/>
+                    <pic:cNvPr descr="C:\Git\cefet-rj-dal\tspredit\examples\multivariate\doc\05-target-centered-regression_files/c382bc14bd207b07d0bf3a1aa4f56002ac865221.png" id="17" name="Picture"/>
                     <pic:cNvPicPr>
                       <a:picLocks noChangeArrowheads="1" noChangeAspect="1"/>
                     </pic:cNvPicPr>
                   </pic:nvPicPr>
                   <pic:blipFill>
-                    <a:blip r:embed="rId26"/>
+                    <a:blip r:embed="rId15"/>
                     <a:stretch>
                       <a:fillRect/>
                     </a:stretch>
@@ -2906,7 +2906,7 @@
         <w:t xml:space="preserve">- Salles, R., Pacitti, E., Bezerra, E., Marques, C., Pacheco, C., Oliveira, C., Porto, F., Ogasawara, E. (2023). TSPredIT: Integrated Tuning of Data Preprocessing and Time Series Prediction Models.</w:t>
       </w:r>
     </w:p>
-    <w:bookmarkEnd w:id="29"/>
+    <w:bookmarkEnd w:id="18"/>
     <w:sectPr>
       <w:footnotePr>
         <w:numRestart w:val="eachSect"/>
@@ -3134,10 +3134,10 @@
   <w:docDefaults>
     <w:rPrDefault>
       <w:rPr>
-        <w:rFonts w:asciiTheme="minorHAnsi" w:cstheme="minorBidi" w:eastAsiaTheme="minorHAnsi" w:hAnsiTheme="minorHAnsi"/>
+        <w:rFonts w:asciiTheme="minorHAnsi" w:cstheme="minorBidi" w:eastAsiaTheme="minorEastAsia" w:hAnsiTheme="minorHAnsi"/>
         <w:sz w:val="24"/>
         <w:szCs w:val="24"/>
-        <w:lang w:bidi="ar-SA" w:eastAsia="en-US" w:val="en-US"/>
+        <w:lang w:bidi="ar-SA" w:eastAsia="zh-CN" w:val="en-US"/>
       </w:rPr>
     </w:rPrDefault>
     <w:pPrDefault>
@@ -3678,13 +3678,6 @@
       </w:tblCellMar>
     </w:tblPr>
     <w:tblStylePr w:type="firstRow">
-      <w:tblPr>
-        <w:jc w:val="left"/>
-        <w:tblInd w:type="dxa" w:w="0"/>
-      </w:tblPr>
-      <w:trPr>
-        <w:jc w:val="left"/>
-      </w:trPr>
       <w:tcPr>
         <w:tcBorders>
           <w:bottom w:val="single"/>

--- a/examples/multivariate/doc/05-target-centered-regression.docx
+++ b/examples/multivariate/doc/05-target-centered-regression.docx
@@ -2,13 +2,13 @@
 <file path=word/document.xml><?xml version="1.0" encoding="utf-8"?>
 <w:document xmlns:w="http://schemas.openxmlformats.org/wordprocessingml/2006/main" xmlns:m="http://schemas.openxmlformats.org/officeDocument/2006/math" xmlns:r="http://schemas.openxmlformats.org/officeDocument/2006/relationships" xmlns:o="urn:schemas-microsoft-com:office:office" xmlns:v="urn:schemas-microsoft-com:vml" xmlns:w10="urn:schemas-microsoft-com:office:word" xmlns:a="http://schemas.openxmlformats.org/drawingml/2006/main" xmlns:pic="http://schemas.openxmlformats.org/drawingml/2006/picture" xmlns:wp="http://schemas.openxmlformats.org/drawingml/2006/wordprocessingDrawing">
   <w:body>
-    <w:bookmarkStart w:id="18" w:name="target-centered-multivariate-forecasting"/>
+    <w:bookmarkStart w:id="18" w:name="Xa6f9780becd2a3c440858773a6e62185c515608"/>
     <w:p>
       <w:pPr>
         <w:pStyle w:val="Heading2"/>
       </w:pPr>
       <w:r>
-        <w:t xml:space="preserve">Target-Centered Multivariate Forecasting</w:t>
+        <w:t xml:space="preserve">Target-Centered Multivariate Forecasting with Deterministic Auxiliaries</w:t>
       </w:r>
     </w:p>
     <w:p>
@@ -93,7 +93,7 @@
         <w:t xml:space="preserve"> </w:t>
       </w:r>
       <w:r>
-        <w:t xml:space="preserve">2.0 using an existing benchmark from the package.</w:t>
+        <w:t xml:space="preserve">2.0 when the auxiliary variables follow deterministic laws of formation.</w:t>
       </w:r>
     </w:p>
     <w:p>
@@ -143,7 +143,7 @@
         <w:rPr>
           <w:rStyle w:val="CommentTok"/>
         </w:rPr>
-        <w:t xml:space="preserve"># Target-centered multivariate forecasting</w:t>
+        <w:t xml:space="preserve"># Target-centered multivariate forecasting with deterministic auxiliaries</w:t>
       </w:r>
       <w:r>
         <w:br/>
@@ -2422,7 +2422,7 @@
               <a:graphicData uri="http://schemas.openxmlformats.org/drawingml/2006/picture">
                 <pic:pic>
                   <pic:nvPicPr>
-                    <pic:cNvPr descr="C:\Git\cefet-rj-dal\tspredit\examples\multivariate\doc\05-target-centered-regression_files/4372e31d5b9698aa858f9f1d84aebdb169abcdc7.png" id="11" name="Picture"/>
+                    <pic:cNvPr descr="C:\Git\cefet-rj-dal\tspredit\examples\multivariate\doc\05-target-centered-regression_files/992ef7fbc41bc33ed5dee475c8246b538aa4af8a.png" id="11" name="Picture"/>
                     <pic:cNvPicPr>
                       <a:picLocks noChangeArrowheads="1" noChangeAspect="1"/>
                     </pic:cNvPicPr>
@@ -2512,7 +2512,7 @@
               <a:graphicData uri="http://schemas.openxmlformats.org/drawingml/2006/picture">
                 <pic:pic>
                   <pic:nvPicPr>
-                    <pic:cNvPr descr="C:\Git\cefet-rj-dal\tspredit\examples\multivariate\doc\05-target-centered-regression_files/e02ba6896d1227d5c6bf79a7b359db2f5b9bd3cc.png" id="14" name="Picture"/>
+                    <pic:cNvPr descr="C:\Git\cefet-rj-dal\tspredit\examples\multivariate\doc\05-target-centered-regression_files/9cb476dc3d3dd0248709cd5299edb08ec4709559.png" id="14" name="Picture"/>
                     <pic:cNvPicPr>
                       <a:picLocks noChangeArrowheads="1" noChangeAspect="1"/>
                     </pic:cNvPicPr>
@@ -2602,7 +2602,7 @@
               <a:graphicData uri="http://schemas.openxmlformats.org/drawingml/2006/picture">
                 <pic:pic>
                   <pic:nvPicPr>
-                    <pic:cNvPr descr="C:\Git\cefet-rj-dal\tspredit\examples\multivariate\doc\05-target-centered-regression_files/c382bc14bd207b07d0bf3a1aa4f56002ac865221.png" id="17" name="Picture"/>
+                    <pic:cNvPr descr="C:\Git\cefet-rj-dal\tspredit\examples\multivariate\doc\05-target-centered-regression_files/eeb7b0adfab0f2dccedded6c2c5b1d275d48a8cb.png" id="17" name="Picture"/>
                     <pic:cNvPicPr>
                       <a:picLocks noChangeArrowheads="1" noChangeAspect="1"/>
                     </pic:cNvPicPr>
@@ -2884,6 +2884,12 @@
       </w:r>
       <w:r>
         <w:t xml:space="preserve">family are often more appropriate than generic learners for deterministic auxiliary variables.</w:t>
+      </w:r>
+      <w:r>
+        <w:t xml:space="preserve"> </w:t>
+      </w:r>
+      <w:r>
+        <w:t xml:space="preserve">- This is the deterministic-auxiliary scenario; the next example in the sequence treats non-deterministic auxiliary variables as endogenous series with their own forecasting models.</w:t>
       </w:r>
     </w:p>
     <w:p>
